--- a/Runtime Analysis.docx
+++ b/Runtime Analysis.docx
@@ -3896,6 +3896,12 @@
             <w:insideH w:val="single" w:color="000000" w:sz="8" w:space="0"/>
             <w:insideV w:val="single" w:color="000000" w:sz="8" w:space="0"/>
           </w:tblBorders>
+          <w:tblCellMar>
+            <w:top w:w="100" w:type="dxa"/>
+            <w:left w:w="100" w:type="dxa"/>
+            <w:bottom w:w="100" w:type="dxa"/>
+            <w:right w:w="100" w:type="dxa"/>
+          </w:tblCellMar>
         </w:tblPrEx>
         <w:tc>
           <w:tcPr>
@@ -5928,6 +5934,34 @@
           <w:rtl w:val="0"/>
         </w:rPr>
         <w:t>Tree needs O(n) extra space</w:t>
+      </w:r>
+    </w:p>
+    <w:p>
+      <w:pPr>
+        <w:rPr>
+          <w:rFonts w:hint="default"/>
+        </w:rPr>
+      </w:pPr>
+    </w:p>
+    <w:p>
+      <w:pPr>
+        <w:spacing w:line="480" w:lineRule="auto"/>
+        <w:rPr>
+          <w:rFonts w:ascii="Times New Roman" w:hAnsi="Times New Roman" w:eastAsia="Times New Roman" w:cs="Times New Roman"/>
+          <w:sz w:val="24"/>
+          <w:szCs w:val="24"/>
+          <w:highlight w:val="white"/>
+        </w:rPr>
+      </w:pPr>
+      <w:r>
+        <w:rPr>
+          <w:rFonts w:ascii="Times New Roman" w:hAnsi="Times New Roman" w:eastAsia="Times New Roman" w:cs="Times New Roman"/>
+          <w:sz w:val="24"/>
+          <w:szCs w:val="24"/>
+          <w:highlight w:val="white"/>
+          <w:rtl w:val="0"/>
+        </w:rPr>
+        <w:t>After conducting a thorough Big O analysis of three potential data structures, the recommendation for the advising program is to utilize a balanced tree structure. The analysis indicates that a balanced tree offers logarithmic time complexities (O(n log n)) for crucial operations like search, insertion, and deletion. This recommendation is substantiated by the program's specific requirements, which involve printing a list of Computer Science courses in alphanumeric order and efficiently retrieving information about a specific course. While alternatives such as vectors and hash tables have their merits, the vector's limitations in insertions and deletions (O(n^2)) and the hash table's complexities related to collisions and meticulous management (O(n)) make them less ideal for the specified program needs. The balanced tree strikes a favorable balance, aligning well with the advisor's requirements and providing scalability advantages for potential future expansions.</w:t>
       </w:r>
     </w:p>
     <w:p>
@@ -6244,6 +6278,7 @@
       <w:jc w:val="left"/>
     </w:pPr>
     <w:rPr>
+      <w:rFonts w:ascii="Times New Roman" w:hAnsi="Times New Roman" w:eastAsia="SimSun" w:cs="Times New Roman"/>
       <w:kern w:val="0"/>
       <w:sz w:val="24"/>
       <w:szCs w:val="24"/>
@@ -6283,6 +6318,7 @@
   <w:style w:type="table" w:customStyle="1" w:styleId="8">
     <w:name w:val="_Style 12"/>
     <w:basedOn w:val="6"/>
+    <w:qFormat/>
     <w:uiPriority w:val="0"/>
     <w:tblPr>
       <w:tblCellMar>
